--- a/HNControl.Web/assets/legal-templates/Acta_Entrega_Material_Servicios.docx
+++ b/HNControl.Web/assets/legal-templates/Acta_Entrega_Material_Servicios.docx
@@ -152,7 +152,6 @@
               <w:bottom w:val="dotted" w:sz="4" w:space="0" w:color="auto"/>
               <w:right w:val="nil"/>
             </w:tcBorders>
-            <w:shd w:val="clear" w:color="auto" w:fill="auto"/>
           </w:tcPr>
           <w:p>
             <w:pPr>
@@ -202,25 +201,7 @@
                 <w:sz w:val="16"/>
                 <w:szCs w:val="16"/>
               </w:rPr>
-              <w:t>1</w:t>
-            </w:r>
-            <w:r>
-              <w:rPr>
-                <w:rFonts w:ascii="Helvetica Neue" w:hAnsi="Helvetica Neue"/>
-                <w:color w:val="0D0D0D" w:themeColor="text1" w:themeTint="F2"/>
-                <w:sz w:val="16"/>
-                <w:szCs w:val="16"/>
-              </w:rPr>
-              <w:t>5</w:t>
-            </w:r>
-            <w:r>
-              <w:rPr>
-                <w:rFonts w:ascii="Helvetica Neue" w:hAnsi="Helvetica Neue"/>
-                <w:color w:val="0D0D0D" w:themeColor="text1" w:themeTint="F2"/>
-                <w:sz w:val="16"/>
-                <w:szCs w:val="16"/>
-              </w:rPr>
-              <w:t xml:space="preserve"> de julio 2025</w:t>
+              <w:t>FECHAHOY</w:t>
             </w:r>
           </w:p>
         </w:tc>
@@ -528,7 +509,6 @@
               <w:bottom w:val="dotted" w:sz="4" w:space="0" w:color="auto"/>
               <w:right w:val="nil"/>
             </w:tcBorders>
-            <w:shd w:val="clear" w:color="auto" w:fill="auto"/>
           </w:tcPr>
           <w:p>
             <w:pPr>
@@ -571,7 +551,7 @@
                 <w:sz w:val="16"/>
                 <w:szCs w:val="16"/>
               </w:rPr>
-              <w:t>Naturasol S.A. de C.V.</w:t>
+              <w:t>RSCLIENTE</w:t>
             </w:r>
           </w:p>
         </w:tc>
@@ -608,7 +588,6 @@
               <w:bottom w:val="dotted" w:sz="4" w:space="0" w:color="auto"/>
               <w:right w:val="nil"/>
             </w:tcBorders>
-            <w:shd w:val="clear" w:color="auto" w:fill="auto"/>
           </w:tcPr>
           <w:p>
             <w:pPr>
@@ -659,45 +638,7 @@
                 <w:sz w:val="16"/>
                 <w:szCs w:val="16"/>
               </w:rPr>
-              <w:t xml:space="preserve">Sistema </w:t>
-            </w:r>
-            <w:proofErr w:type="spellStart"/>
-            <w:r>
-              <w:rPr>
-                <w:rFonts w:ascii="Helvetica Neue" w:hAnsi="Helvetica Neue"/>
-                <w:color w:val="0D0D0D" w:themeColor="text1" w:themeTint="F2"/>
-                <w:sz w:val="16"/>
-                <w:szCs w:val="16"/>
-              </w:rPr>
-              <w:t>BioT</w:t>
-            </w:r>
-            <w:r>
-              <w:rPr>
-                <w:rFonts w:ascii="Helvetica Neue" w:hAnsi="Helvetica Neue"/>
-                <w:color w:val="0D0D0D" w:themeColor="text1" w:themeTint="F2"/>
-                <w:sz w:val="16"/>
-                <w:szCs w:val="16"/>
-              </w:rPr>
-              <w:t>i</w:t>
-            </w:r>
-            <w:r>
-              <w:rPr>
-                <w:rFonts w:ascii="Helvetica Neue" w:hAnsi="Helvetica Neue"/>
-                <w:color w:val="0D0D0D" w:themeColor="text1" w:themeTint="F2"/>
-                <w:sz w:val="16"/>
-                <w:szCs w:val="16"/>
-              </w:rPr>
-              <w:t>me</w:t>
-            </w:r>
-            <w:proofErr w:type="spellEnd"/>
-            <w:r>
-              <w:rPr>
-                <w:rFonts w:ascii="Helvetica Neue" w:hAnsi="Helvetica Neue"/>
-                <w:color w:val="0D0D0D" w:themeColor="text1" w:themeTint="F2"/>
-                <w:sz w:val="16"/>
-                <w:szCs w:val="16"/>
-              </w:rPr>
-              <w:t xml:space="preserve"> PRO</w:t>
+              <w:t>NOMBREPROYECTO</w:t>
             </w:r>
           </w:p>
         </w:tc>
@@ -734,7 +675,6 @@
               <w:bottom w:val="dotted" w:sz="4" w:space="0" w:color="auto"/>
               <w:right w:val="nil"/>
             </w:tcBorders>
-            <w:shd w:val="clear" w:color="auto" w:fill="auto"/>
           </w:tcPr>
           <w:p>
             <w:pPr>
@@ -776,7 +716,7 @@
                 <w:sz w:val="16"/>
                 <w:szCs w:val="16"/>
               </w:rPr>
-              <w:t>Jorge Alberto Santana Torres</w:t>
+              <w:t>NOMBRETECNICO</w:t>
             </w:r>
           </w:p>
         </w:tc>
@@ -816,7 +756,6 @@
               <w:bottom w:val="single" w:sz="2" w:space="0" w:color="auto"/>
               <w:right w:val="nil"/>
             </w:tcBorders>
-            <w:shd w:val="clear" w:color="auto" w:fill="auto"/>
           </w:tcPr>
           <w:p>
             <w:pPr>
@@ -896,7 +835,6 @@
               <w:bottom w:val="single" w:sz="2" w:space="0" w:color="auto"/>
               <w:right w:val="nil"/>
             </w:tcBorders>
-            <w:shd w:val="clear" w:color="auto" w:fill="auto"/>
           </w:tcPr>
           <w:p>
             <w:pPr>
@@ -990,7 +928,6 @@
               <w:top w:val="single" w:sz="2" w:space="0" w:color="auto"/>
               <w:bottom w:val="single" w:sz="2" w:space="0" w:color="auto"/>
             </w:tcBorders>
-            <w:shd w:val="clear" w:color="auto" w:fill="auto"/>
             <w:vAlign w:val="center"/>
           </w:tcPr>
           <w:p>
@@ -1047,7 +984,7 @@
                 <w:szCs w:val="18"/>
                 <w:lang w:val="es-MX"/>
               </w:rPr>
-              <w:t>Naturasol</w:t>
+              <w:t>RSCLIENTE</w:t>
             </w:r>
           </w:p>
           <w:p>
@@ -1092,7 +1029,7 @@
                 <w:szCs w:val="18"/>
                 <w:lang w:val="es-MX"/>
               </w:rPr>
-              <w:t>Oficinas Corporativas</w:t>
+              <w:t>DIRECCIONC</w:t>
             </w:r>
           </w:p>
           <w:p>
@@ -1181,52 +1118,7 @@
                 <w:szCs w:val="18"/>
                 <w:lang w:val="es-MX"/>
               </w:rPr>
-              <w:t>Ramsés Estrada Gaona</w:t>
-            </w:r>
-          </w:p>
-          <w:p>
-            <w:pPr>
-              <w:rPr>
-                <w:rFonts w:ascii="Helvetica Neue" w:hAnsi="Helvetica Neue"/>
-                <w:b/>
-                <w:color w:val="262626" w:themeColor="text1" w:themeTint="D9"/>
-                <w:sz w:val="18"/>
-                <w:szCs w:val="18"/>
-                <w:lang w:val="es-MX"/>
-              </w:rPr>
-            </w:pPr>
-            <w:r>
-              <w:rPr>
-                <w:rFonts w:ascii="Helvetica Neue" w:hAnsi="Helvetica Neue"/>
-                <w:b/>
-                <w:color w:val="262626" w:themeColor="text1" w:themeTint="D9"/>
-                <w:sz w:val="18"/>
-                <w:szCs w:val="18"/>
-                <w:lang w:val="es-MX"/>
-              </w:rPr>
-              <w:t>Puesto:</w:t>
-            </w:r>
-            <w:r>
-              <w:rPr>
-                <w:rFonts w:ascii="Helvetica Neue" w:hAnsi="Helvetica Neue"/>
-                <w:b/>
-                <w:color w:val="262626" w:themeColor="text1" w:themeTint="D9"/>
-                <w:sz w:val="18"/>
-                <w:szCs w:val="18"/>
-                <w:lang w:val="es-MX"/>
-              </w:rPr>
-              <w:t xml:space="preserve"> </w:t>
-            </w:r>
-            <w:r>
-              <w:rPr>
-                <w:rFonts w:ascii="Helvetica Neue" w:hAnsi="Helvetica Neue"/>
-                <w:bCs/>
-                <w:color w:val="262626" w:themeColor="text1" w:themeTint="D9"/>
-                <w:sz w:val="18"/>
-                <w:szCs w:val="18"/>
-                <w:lang w:val="es-MX"/>
-              </w:rPr>
-              <w:t>Gerente de TI</w:t>
+              <w:t>RSCLIENTE</w:t>
             </w:r>
           </w:p>
           <w:p>
@@ -1321,7 +1213,7 @@
         <w:gridCol w:w="909"/>
         <w:gridCol w:w="5749"/>
         <w:gridCol w:w="1275"/>
-        <w:gridCol w:w="993"/>
+        <w:gridCol w:w="1065"/>
         <w:gridCol w:w="1559"/>
       </w:tblGrid>
       <w:tr>
@@ -1509,7 +1401,6 @@
               <w:bottom w:val="dotted" w:sz="4" w:space="0" w:color="auto"/>
               <w:right w:val="dotted" w:sz="4" w:space="0" w:color="auto"/>
             </w:tcBorders>
-            <w:shd w:val="clear" w:color="auto" w:fill="auto"/>
             <w:vAlign w:val="center"/>
           </w:tcPr>
           <w:p>
@@ -1542,26 +1433,25 @@
               <w:bottom w:val="dotted" w:sz="4" w:space="0" w:color="auto"/>
               <w:right w:val="dotted" w:sz="4" w:space="0" w:color="auto"/>
             </w:tcBorders>
-            <w:shd w:val="clear" w:color="auto" w:fill="auto"/>
-            <w:vAlign w:val="center"/>
-          </w:tcPr>
-          <w:p>
-            <w:pPr>
-              <w:rPr>
-                <w:rFonts w:ascii="Helvetica Neue" w:hAnsi="Helvetica Neue"/>
-                <w:color w:val="404040" w:themeColor="text1" w:themeTint="BF"/>
-                <w:sz w:val="18"/>
-                <w:szCs w:val="18"/>
-              </w:rPr>
-            </w:pPr>
-            <w:r>
-              <w:rPr>
-                <w:rFonts w:ascii="Helvetica Neue" w:hAnsi="Helvetica Neue"/>
-                <w:color w:val="404040" w:themeColor="text1" w:themeTint="BF"/>
-                <w:sz w:val="18"/>
-                <w:szCs w:val="18"/>
-              </w:rPr>
-              <w:t>Servidor Cloud 8 Cores Xeon Gold, 32 Gb RAM y 1TB Disco</w:t>
+            <w:vAlign w:val="center"/>
+          </w:tcPr>
+          <w:p>
+            <w:pPr>
+              <w:rPr>
+                <w:rFonts w:ascii="Helvetica Neue" w:hAnsi="Helvetica Neue"/>
+                <w:color w:val="404040" w:themeColor="text1" w:themeTint="BF"/>
+                <w:sz w:val="18"/>
+                <w:szCs w:val="18"/>
+              </w:rPr>
+            </w:pPr>
+            <w:r>
+              <w:rPr>
+                <w:rFonts w:ascii="Helvetica Neue" w:hAnsi="Helvetica Neue"/>
+                <w:color w:val="404040" w:themeColor="text1" w:themeTint="BF"/>
+                <w:sz w:val="18"/>
+                <w:szCs w:val="18"/>
+              </w:rPr>
+              <w:t>SERVICIO01</w:t>
             </w:r>
           </w:p>
         </w:tc>
@@ -1597,7 +1487,7 @@
                 <w:sz w:val="18"/>
                 <w:szCs w:val="18"/>
               </w:rPr>
-              <w:t>Anual</w:t>
+              <w:t>SMODAL01</w:t>
             </w:r>
           </w:p>
         </w:tc>
@@ -1633,7 +1523,7 @@
                 <w:sz w:val="18"/>
                 <w:szCs w:val="18"/>
               </w:rPr>
-              <w:t>12</w:t>
+              <w:t>SPLAZO01</w:t>
             </w:r>
           </w:p>
         </w:tc>
@@ -1685,7 +1575,6 @@
               <w:bottom w:val="dotted" w:sz="4" w:space="0" w:color="auto"/>
               <w:right w:val="dotted" w:sz="4" w:space="0" w:color="auto"/>
             </w:tcBorders>
-            <w:shd w:val="clear" w:color="auto" w:fill="auto"/>
             <w:vAlign w:val="center"/>
           </w:tcPr>
           <w:p>
@@ -1718,7 +1607,6 @@
               <w:bottom w:val="dotted" w:sz="4" w:space="0" w:color="auto"/>
               <w:right w:val="dotted" w:sz="4" w:space="0" w:color="auto"/>
             </w:tcBorders>
-            <w:shd w:val="clear" w:color="auto" w:fill="auto"/>
             <w:vAlign w:val="center"/>
           </w:tcPr>
           <w:p>
@@ -1731,27 +1619,23 @@
                 <w:lang w:val="en-US"/>
               </w:rPr>
             </w:pPr>
-            <w:proofErr w:type="spellStart"/>
-            <w:r>
-              <w:rPr>
-                <w:rFonts w:ascii="Helvetica Neue" w:hAnsi="Helvetica Neue"/>
-                <w:color w:val="404040" w:themeColor="text1" w:themeTint="BF"/>
-                <w:sz w:val="18"/>
-                <w:szCs w:val="18"/>
-                <w:lang w:val="en-US"/>
-              </w:rPr>
-              <w:t>Póliza</w:t>
-            </w:r>
-            <w:proofErr w:type="spellEnd"/>
-            <w:r>
-              <w:rPr>
-                <w:rFonts w:ascii="Helvetica Neue" w:hAnsi="Helvetica Neue"/>
-                <w:color w:val="404040" w:themeColor="text1" w:themeTint="BF"/>
-                <w:sz w:val="18"/>
-                <w:szCs w:val="18"/>
-                <w:lang w:val="en-US"/>
-              </w:rPr>
-              <w:t xml:space="preserve"> de Soporte BioTime PRO</w:t>
+            <w:r>
+              <w:rPr>
+                <w:rFonts w:ascii="Helvetica Neue" w:hAnsi="Helvetica Neue"/>
+                <w:color w:val="404040" w:themeColor="text1" w:themeTint="BF"/>
+                <w:sz w:val="18"/>
+                <w:szCs w:val="18"/>
+              </w:rPr>
+              <w:t>SERVICIO0</w:t>
+            </w:r>
+            <w:r>
+              <w:rPr>
+                <w:rFonts w:ascii="Helvetica Neue" w:hAnsi="Helvetica Neue"/>
+                <w:color w:val="404040" w:themeColor="text1" w:themeTint="BF"/>
+                <w:sz w:val="18"/>
+                <w:szCs w:val="18"/>
+              </w:rPr>
+              <w:t>2</w:t>
             </w:r>
           </w:p>
         </w:tc>
@@ -1787,7 +1671,18 @@
                 <w:sz w:val="18"/>
                 <w:szCs w:val="18"/>
               </w:rPr>
-              <w:t>Anual</w:t>
+              <w:t>S</w:t>
+            </w:r>
+            <w:r>
+              <w:rPr>
+                <w:rFonts w:ascii="Helvetica Neue" w:hAnsi="Helvetica Neue"/>
+                <w:i/>
+                <w:iCs/>
+                <w:color w:val="404040" w:themeColor="text1" w:themeTint="BF"/>
+                <w:sz w:val="18"/>
+                <w:szCs w:val="18"/>
+              </w:rPr>
+              <w:t>MODAL01</w:t>
             </w:r>
           </w:p>
         </w:tc>
@@ -1823,7 +1718,18 @@
                 <w:sz w:val="18"/>
                 <w:szCs w:val="18"/>
               </w:rPr>
-              <w:t>12</w:t>
+              <w:t>SPLAZO0</w:t>
+            </w:r>
+            <w:r>
+              <w:rPr>
+                <w:rFonts w:ascii="Helvetica Neue" w:hAnsi="Helvetica Neue"/>
+                <w:i/>
+                <w:iCs/>
+                <w:color w:val="404040" w:themeColor="text1" w:themeTint="BF"/>
+                <w:sz w:val="18"/>
+                <w:szCs w:val="18"/>
+              </w:rPr>
+              <w:t>2</w:t>
             </w:r>
           </w:p>
         </w:tc>
@@ -1875,7 +1781,6 @@
               <w:bottom w:val="dotted" w:sz="4" w:space="0" w:color="auto"/>
               <w:right w:val="dotted" w:sz="4" w:space="0" w:color="auto"/>
             </w:tcBorders>
-            <w:shd w:val="clear" w:color="auto" w:fill="auto"/>
             <w:vAlign w:val="center"/>
           </w:tcPr>
           <w:p>
@@ -1908,46 +1813,34 @@
               <w:bottom w:val="dotted" w:sz="4" w:space="0" w:color="auto"/>
               <w:right w:val="dotted" w:sz="4" w:space="0" w:color="auto"/>
             </w:tcBorders>
-            <w:shd w:val="clear" w:color="auto" w:fill="auto"/>
-            <w:vAlign w:val="center"/>
-          </w:tcPr>
-          <w:p>
-            <w:pPr>
-              <w:rPr>
-                <w:rFonts w:ascii="Helvetica Neue" w:hAnsi="Helvetica Neue"/>
-                <w:color w:val="404040" w:themeColor="text1" w:themeTint="BF"/>
-                <w:sz w:val="18"/>
-                <w:szCs w:val="18"/>
-              </w:rPr>
-            </w:pPr>
-            <w:r>
-              <w:rPr>
-                <w:rFonts w:ascii="Helvetica Neue" w:hAnsi="Helvetica Neue"/>
-                <w:color w:val="404040" w:themeColor="text1" w:themeTint="BF"/>
-                <w:sz w:val="18"/>
-                <w:szCs w:val="18"/>
-              </w:rPr>
-              <w:t xml:space="preserve">Licencia de </w:t>
-            </w:r>
-            <w:proofErr w:type="spellStart"/>
-            <w:r>
-              <w:rPr>
-                <w:rFonts w:ascii="Helvetica Neue" w:hAnsi="Helvetica Neue"/>
-                <w:color w:val="404040" w:themeColor="text1" w:themeTint="BF"/>
-                <w:sz w:val="18"/>
-                <w:szCs w:val="18"/>
-              </w:rPr>
-              <w:t>BioTime</w:t>
-            </w:r>
-            <w:proofErr w:type="spellEnd"/>
-            <w:r>
-              <w:rPr>
-                <w:rFonts w:ascii="Helvetica Neue" w:hAnsi="Helvetica Neue"/>
-                <w:color w:val="404040" w:themeColor="text1" w:themeTint="BF"/>
-                <w:sz w:val="18"/>
-                <w:szCs w:val="18"/>
-              </w:rPr>
-              <w:t xml:space="preserve"> PRO-PREMIUM 6000 Empleados, 50 Dispositivos</w:t>
+            <w:vAlign w:val="center"/>
+          </w:tcPr>
+          <w:p>
+            <w:pPr>
+              <w:rPr>
+                <w:rFonts w:ascii="Helvetica Neue" w:hAnsi="Helvetica Neue"/>
+                <w:color w:val="404040" w:themeColor="text1" w:themeTint="BF"/>
+                <w:sz w:val="18"/>
+                <w:szCs w:val="18"/>
+              </w:rPr>
+            </w:pPr>
+            <w:r>
+              <w:rPr>
+                <w:rFonts w:ascii="Helvetica Neue" w:hAnsi="Helvetica Neue"/>
+                <w:color w:val="404040" w:themeColor="text1" w:themeTint="BF"/>
+                <w:sz w:val="18"/>
+                <w:szCs w:val="18"/>
+              </w:rPr>
+              <w:t>SERVICIO0</w:t>
+            </w:r>
+            <w:r>
+              <w:rPr>
+                <w:rFonts w:ascii="Helvetica Neue" w:hAnsi="Helvetica Neue"/>
+                <w:color w:val="404040" w:themeColor="text1" w:themeTint="BF"/>
+                <w:sz w:val="18"/>
+                <w:szCs w:val="18"/>
+              </w:rPr>
+              <w:t>3</w:t>
             </w:r>
           </w:p>
         </w:tc>
@@ -1983,7 +1876,18 @@
                 <w:sz w:val="18"/>
                 <w:szCs w:val="18"/>
               </w:rPr>
-              <w:t>Perpetua</w:t>
+              <w:t>S</w:t>
+            </w:r>
+            <w:r>
+              <w:rPr>
+                <w:rFonts w:ascii="Helvetica Neue" w:hAnsi="Helvetica Neue"/>
+                <w:i/>
+                <w:iCs/>
+                <w:color w:val="404040" w:themeColor="text1" w:themeTint="BF"/>
+                <w:sz w:val="18"/>
+                <w:szCs w:val="18"/>
+              </w:rPr>
+              <w:t>MODAL01</w:t>
             </w:r>
           </w:p>
         </w:tc>
@@ -2019,7 +1923,18 @@
                 <w:sz w:val="18"/>
                 <w:szCs w:val="18"/>
               </w:rPr>
-              <w:t>-</w:t>
+              <w:t>SPLAZO0</w:t>
+            </w:r>
+            <w:r>
+              <w:rPr>
+                <w:rFonts w:ascii="Helvetica Neue" w:hAnsi="Helvetica Neue"/>
+                <w:i/>
+                <w:iCs/>
+                <w:color w:val="404040" w:themeColor="text1" w:themeTint="BF"/>
+                <w:sz w:val="18"/>
+                <w:szCs w:val="18"/>
+              </w:rPr>
+              <w:t>3</w:t>
             </w:r>
           </w:p>
         </w:tc>
@@ -2071,7 +1986,6 @@
               <w:bottom w:val="dotted" w:sz="4" w:space="0" w:color="auto"/>
               <w:right w:val="dotted" w:sz="4" w:space="0" w:color="auto"/>
             </w:tcBorders>
-            <w:shd w:val="clear" w:color="auto" w:fill="auto"/>
             <w:vAlign w:val="center"/>
           </w:tcPr>
           <w:p>
@@ -2084,6 +1998,15 @@
                 <w:szCs w:val="18"/>
               </w:rPr>
             </w:pPr>
+            <w:r>
+              <w:rPr>
+                <w:rFonts w:ascii="Helvetica Neue" w:hAnsi="Helvetica Neue"/>
+                <w:color w:val="404040" w:themeColor="text1" w:themeTint="BF"/>
+                <w:sz w:val="18"/>
+                <w:szCs w:val="18"/>
+              </w:rPr>
+              <w:t>4</w:t>
+            </w:r>
           </w:p>
         </w:tc>
         <w:tc>
@@ -2095,18 +2018,35 @@
               <w:bottom w:val="dotted" w:sz="4" w:space="0" w:color="auto"/>
               <w:right w:val="dotted" w:sz="4" w:space="0" w:color="auto"/>
             </w:tcBorders>
-            <w:shd w:val="clear" w:color="auto" w:fill="auto"/>
-            <w:vAlign w:val="center"/>
-          </w:tcPr>
-          <w:p>
-            <w:pPr>
-              <w:rPr>
-                <w:rFonts w:ascii="Helvetica Neue" w:hAnsi="Helvetica Neue"/>
-                <w:color w:val="404040" w:themeColor="text1" w:themeTint="BF"/>
-                <w:sz w:val="18"/>
-                <w:szCs w:val="18"/>
-              </w:rPr>
-            </w:pPr>
+            <w:vAlign w:val="center"/>
+          </w:tcPr>
+          <w:p>
+            <w:pPr>
+              <w:rPr>
+                <w:rFonts w:ascii="Helvetica Neue" w:hAnsi="Helvetica Neue"/>
+                <w:color w:val="404040" w:themeColor="text1" w:themeTint="BF"/>
+                <w:sz w:val="18"/>
+                <w:szCs w:val="18"/>
+              </w:rPr>
+            </w:pPr>
+            <w:r>
+              <w:rPr>
+                <w:rFonts w:ascii="Helvetica Neue" w:hAnsi="Helvetica Neue"/>
+                <w:color w:val="404040" w:themeColor="text1" w:themeTint="BF"/>
+                <w:sz w:val="18"/>
+                <w:szCs w:val="18"/>
+              </w:rPr>
+              <w:t>SERVICIO0</w:t>
+            </w:r>
+            <w:r>
+              <w:rPr>
+                <w:rFonts w:ascii="Helvetica Neue" w:hAnsi="Helvetica Neue"/>
+                <w:color w:val="404040" w:themeColor="text1" w:themeTint="BF"/>
+                <w:sz w:val="18"/>
+                <w:szCs w:val="18"/>
+              </w:rPr>
+              <w:t>4</w:t>
+            </w:r>
           </w:p>
         </w:tc>
         <w:tc>
@@ -2132,6 +2072,28 @@
                 <w:szCs w:val="18"/>
               </w:rPr>
             </w:pPr>
+            <w:r>
+              <w:rPr>
+                <w:rFonts w:ascii="Helvetica Neue" w:hAnsi="Helvetica Neue"/>
+                <w:i/>
+                <w:iCs/>
+                <w:color w:val="404040" w:themeColor="text1" w:themeTint="BF"/>
+                <w:sz w:val="18"/>
+                <w:szCs w:val="18"/>
+              </w:rPr>
+              <w:t>S</w:t>
+            </w:r>
+            <w:r>
+              <w:rPr>
+                <w:rFonts w:ascii="Helvetica Neue" w:hAnsi="Helvetica Neue"/>
+                <w:i/>
+                <w:iCs/>
+                <w:color w:val="404040" w:themeColor="text1" w:themeTint="BF"/>
+                <w:sz w:val="18"/>
+                <w:szCs w:val="18"/>
+              </w:rPr>
+              <w:t>MODAL01</w:t>
+            </w:r>
           </w:p>
         </w:tc>
         <w:tc>
@@ -2157,6 +2119,28 @@
                 <w:szCs w:val="18"/>
               </w:rPr>
             </w:pPr>
+            <w:r>
+              <w:rPr>
+                <w:rFonts w:ascii="Helvetica Neue" w:hAnsi="Helvetica Neue"/>
+                <w:i/>
+                <w:iCs/>
+                <w:color w:val="404040" w:themeColor="text1" w:themeTint="BF"/>
+                <w:sz w:val="18"/>
+                <w:szCs w:val="18"/>
+              </w:rPr>
+              <w:t>SPLAZO0</w:t>
+            </w:r>
+            <w:r>
+              <w:rPr>
+                <w:rFonts w:ascii="Helvetica Neue" w:hAnsi="Helvetica Neue"/>
+                <w:i/>
+                <w:iCs/>
+                <w:color w:val="404040" w:themeColor="text1" w:themeTint="BF"/>
+                <w:sz w:val="18"/>
+                <w:szCs w:val="18"/>
+              </w:rPr>
+              <w:t>4</w:t>
+            </w:r>
           </w:p>
         </w:tc>
         <w:tc>
@@ -2181,6 +2165,17 @@
                 <w:szCs w:val="18"/>
               </w:rPr>
             </w:pPr>
+            <w:r>
+              <w:rPr>
+                <w:rFonts w:ascii="Helvetica Neue" w:hAnsi="Helvetica Neue"/>
+                <w:i/>
+                <w:iCs/>
+                <w:color w:val="404040" w:themeColor="text1" w:themeTint="BF"/>
+                <w:sz w:val="18"/>
+                <w:szCs w:val="18"/>
+              </w:rPr>
+              <w:t>Si</w:t>
+            </w:r>
           </w:p>
         </w:tc>
       </w:tr>
@@ -2196,7 +2191,6 @@
               <w:bottom w:val="dotted" w:sz="4" w:space="0" w:color="auto"/>
               <w:right w:val="dotted" w:sz="4" w:space="0" w:color="auto"/>
             </w:tcBorders>
-            <w:shd w:val="clear" w:color="auto" w:fill="auto"/>
             <w:vAlign w:val="center"/>
           </w:tcPr>
           <w:p>
@@ -2209,6 +2203,15 @@
                 <w:szCs w:val="18"/>
               </w:rPr>
             </w:pPr>
+            <w:r>
+              <w:rPr>
+                <w:rFonts w:ascii="Helvetica Neue" w:hAnsi="Helvetica Neue"/>
+                <w:color w:val="404040" w:themeColor="text1" w:themeTint="BF"/>
+                <w:sz w:val="18"/>
+                <w:szCs w:val="18"/>
+              </w:rPr>
+              <w:t>5</w:t>
+            </w:r>
           </w:p>
         </w:tc>
         <w:tc>
@@ -2220,18 +2223,35 @@
               <w:bottom w:val="dotted" w:sz="4" w:space="0" w:color="auto"/>
               <w:right w:val="dotted" w:sz="4" w:space="0" w:color="auto"/>
             </w:tcBorders>
-            <w:shd w:val="clear" w:color="auto" w:fill="auto"/>
-            <w:vAlign w:val="center"/>
-          </w:tcPr>
-          <w:p>
-            <w:pPr>
-              <w:rPr>
-                <w:rFonts w:ascii="Helvetica Neue" w:hAnsi="Helvetica Neue"/>
-                <w:color w:val="404040" w:themeColor="text1" w:themeTint="BF"/>
-                <w:sz w:val="18"/>
-                <w:szCs w:val="18"/>
-              </w:rPr>
-            </w:pPr>
+            <w:vAlign w:val="center"/>
+          </w:tcPr>
+          <w:p>
+            <w:pPr>
+              <w:rPr>
+                <w:rFonts w:ascii="Helvetica Neue" w:hAnsi="Helvetica Neue"/>
+                <w:color w:val="404040" w:themeColor="text1" w:themeTint="BF"/>
+                <w:sz w:val="18"/>
+                <w:szCs w:val="18"/>
+              </w:rPr>
+            </w:pPr>
+            <w:r>
+              <w:rPr>
+                <w:rFonts w:ascii="Helvetica Neue" w:hAnsi="Helvetica Neue"/>
+                <w:color w:val="404040" w:themeColor="text1" w:themeTint="BF"/>
+                <w:sz w:val="18"/>
+                <w:szCs w:val="18"/>
+              </w:rPr>
+              <w:t>SERVICIO0</w:t>
+            </w:r>
+            <w:r>
+              <w:rPr>
+                <w:rFonts w:ascii="Helvetica Neue" w:hAnsi="Helvetica Neue"/>
+                <w:color w:val="404040" w:themeColor="text1" w:themeTint="BF"/>
+                <w:sz w:val="18"/>
+                <w:szCs w:val="18"/>
+              </w:rPr>
+              <w:t>5</w:t>
+            </w:r>
           </w:p>
         </w:tc>
         <w:tc>
@@ -2257,6 +2277,28 @@
                 <w:szCs w:val="18"/>
               </w:rPr>
             </w:pPr>
+            <w:r>
+              <w:rPr>
+                <w:rFonts w:ascii="Helvetica Neue" w:hAnsi="Helvetica Neue"/>
+                <w:i/>
+                <w:iCs/>
+                <w:color w:val="404040" w:themeColor="text1" w:themeTint="BF"/>
+                <w:sz w:val="18"/>
+                <w:szCs w:val="18"/>
+              </w:rPr>
+              <w:t>S</w:t>
+            </w:r>
+            <w:r>
+              <w:rPr>
+                <w:rFonts w:ascii="Helvetica Neue" w:hAnsi="Helvetica Neue"/>
+                <w:i/>
+                <w:iCs/>
+                <w:color w:val="404040" w:themeColor="text1" w:themeTint="BF"/>
+                <w:sz w:val="18"/>
+                <w:szCs w:val="18"/>
+              </w:rPr>
+              <w:t>MODAL01</w:t>
+            </w:r>
           </w:p>
         </w:tc>
         <w:tc>
@@ -2282,6 +2324,28 @@
                 <w:szCs w:val="18"/>
               </w:rPr>
             </w:pPr>
+            <w:r>
+              <w:rPr>
+                <w:rFonts w:ascii="Helvetica Neue" w:hAnsi="Helvetica Neue"/>
+                <w:i/>
+                <w:iCs/>
+                <w:color w:val="404040" w:themeColor="text1" w:themeTint="BF"/>
+                <w:sz w:val="18"/>
+                <w:szCs w:val="18"/>
+              </w:rPr>
+              <w:t>SPLAZO0</w:t>
+            </w:r>
+            <w:r>
+              <w:rPr>
+                <w:rFonts w:ascii="Helvetica Neue" w:hAnsi="Helvetica Neue"/>
+                <w:i/>
+                <w:iCs/>
+                <w:color w:val="404040" w:themeColor="text1" w:themeTint="BF"/>
+                <w:sz w:val="18"/>
+                <w:szCs w:val="18"/>
+              </w:rPr>
+              <w:t>5</w:t>
+            </w:r>
           </w:p>
         </w:tc>
         <w:tc>
@@ -2306,6 +2370,17 @@
                 <w:szCs w:val="18"/>
               </w:rPr>
             </w:pPr>
+            <w:r>
+              <w:rPr>
+                <w:rFonts w:ascii="Helvetica Neue" w:hAnsi="Helvetica Neue"/>
+                <w:i/>
+                <w:iCs/>
+                <w:color w:val="404040" w:themeColor="text1" w:themeTint="BF"/>
+                <w:sz w:val="18"/>
+                <w:szCs w:val="18"/>
+              </w:rPr>
+              <w:t>Si</w:t>
+            </w:r>
           </w:p>
         </w:tc>
       </w:tr>
@@ -2492,7 +2567,6 @@
               <w:bottom w:val="dotted" w:sz="4" w:space="0" w:color="auto"/>
               <w:right w:val="dotted" w:sz="4" w:space="0" w:color="auto"/>
             </w:tcBorders>
-            <w:shd w:val="clear" w:color="auto" w:fill="auto"/>
             <w:vAlign w:val="center"/>
           </w:tcPr>
           <w:p>
@@ -2506,6 +2580,16 @@
                 <w:lang w:val="es-ES_tradnl"/>
               </w:rPr>
             </w:pPr>
+            <w:r>
+              <w:rPr>
+                <w:rFonts w:ascii="Helvetica Neue" w:hAnsi="Helvetica Neue"/>
+                <w:color w:val="404040" w:themeColor="text1" w:themeTint="BF"/>
+                <w:sz w:val="16"/>
+                <w:szCs w:val="16"/>
+                <w:lang w:val="es-ES_tradnl"/>
+              </w:rPr>
+              <w:t>1</w:t>
+            </w:r>
           </w:p>
         </w:tc>
         <w:tc>
@@ -2517,7 +2601,6 @@
               <w:bottom w:val="dotted" w:sz="4" w:space="0" w:color="auto"/>
               <w:right w:val="dotted" w:sz="4" w:space="0" w:color="auto"/>
             </w:tcBorders>
-            <w:shd w:val="clear" w:color="auto" w:fill="auto"/>
             <w:vAlign w:val="center"/>
           </w:tcPr>
           <w:p>
@@ -2530,6 +2613,16 @@
                 <w:lang w:val="es-ES_tradnl"/>
               </w:rPr>
             </w:pPr>
+            <w:r>
+              <w:rPr>
+                <w:rFonts w:ascii="Helvetica Neue" w:hAnsi="Helvetica Neue"/>
+                <w:color w:val="404040" w:themeColor="text1" w:themeTint="BF"/>
+                <w:sz w:val="16"/>
+                <w:szCs w:val="16"/>
+                <w:lang w:val="es-ES_tradnl"/>
+              </w:rPr>
+              <w:t>EQUIPO01</w:t>
+            </w:r>
           </w:p>
         </w:tc>
         <w:tc>
@@ -2553,6 +2646,15 @@
                 <w:szCs w:val="16"/>
               </w:rPr>
             </w:pPr>
+            <w:r>
+              <w:rPr>
+                <w:rFonts w:ascii="Helvetica Neue" w:hAnsi="Helvetica Neue"/>
+                <w:color w:val="404040" w:themeColor="text1" w:themeTint="BF"/>
+                <w:sz w:val="16"/>
+                <w:szCs w:val="16"/>
+              </w:rPr>
+              <w:t>ECANTIDAD01</w:t>
+            </w:r>
           </w:p>
         </w:tc>
       </w:tr>
@@ -2568,7 +2670,6 @@
               <w:bottom w:val="dotted" w:sz="4" w:space="0" w:color="auto"/>
               <w:right w:val="dotted" w:sz="4" w:space="0" w:color="auto"/>
             </w:tcBorders>
-            <w:shd w:val="clear" w:color="auto" w:fill="auto"/>
             <w:vAlign w:val="center"/>
           </w:tcPr>
           <w:p>
@@ -2581,6 +2682,15 @@
                 <w:szCs w:val="16"/>
               </w:rPr>
             </w:pPr>
+            <w:r>
+              <w:rPr>
+                <w:rFonts w:ascii="Helvetica Neue" w:hAnsi="Helvetica Neue"/>
+                <w:color w:val="404040" w:themeColor="text1" w:themeTint="BF"/>
+                <w:sz w:val="16"/>
+                <w:szCs w:val="16"/>
+              </w:rPr>
+              <w:t>2</w:t>
+            </w:r>
           </w:p>
         </w:tc>
         <w:tc>
@@ -2592,18 +2702,37 @@
               <w:bottom w:val="dotted" w:sz="4" w:space="0" w:color="auto"/>
               <w:right w:val="dotted" w:sz="4" w:space="0" w:color="auto"/>
             </w:tcBorders>
-            <w:shd w:val="clear" w:color="auto" w:fill="auto"/>
-            <w:vAlign w:val="center"/>
-          </w:tcPr>
-          <w:p>
-            <w:pPr>
-              <w:rPr>
-                <w:rFonts w:ascii="Helvetica Neue" w:hAnsi="Helvetica Neue"/>
-                <w:color w:val="404040" w:themeColor="text1" w:themeTint="BF"/>
-                <w:sz w:val="16"/>
-                <w:szCs w:val="16"/>
-              </w:rPr>
-            </w:pPr>
+            <w:vAlign w:val="center"/>
+          </w:tcPr>
+          <w:p>
+            <w:pPr>
+              <w:rPr>
+                <w:rFonts w:ascii="Helvetica Neue" w:hAnsi="Helvetica Neue"/>
+                <w:color w:val="404040" w:themeColor="text1" w:themeTint="BF"/>
+                <w:sz w:val="16"/>
+                <w:szCs w:val="16"/>
+              </w:rPr>
+            </w:pPr>
+            <w:r>
+              <w:rPr>
+                <w:rFonts w:ascii="Helvetica Neue" w:hAnsi="Helvetica Neue"/>
+                <w:color w:val="404040" w:themeColor="text1" w:themeTint="BF"/>
+                <w:sz w:val="16"/>
+                <w:szCs w:val="16"/>
+                <w:lang w:val="es-ES_tradnl"/>
+              </w:rPr>
+              <w:t>EQUIPO0</w:t>
+            </w:r>
+            <w:r>
+              <w:rPr>
+                <w:rFonts w:ascii="Helvetica Neue" w:hAnsi="Helvetica Neue"/>
+                <w:color w:val="404040" w:themeColor="text1" w:themeTint="BF"/>
+                <w:sz w:val="16"/>
+                <w:szCs w:val="16"/>
+                <w:lang w:val="es-ES_tradnl"/>
+              </w:rPr>
+              <w:t>2</w:t>
+            </w:r>
           </w:p>
         </w:tc>
         <w:tc>
@@ -2627,6 +2756,24 @@
                 <w:szCs w:val="16"/>
               </w:rPr>
             </w:pPr>
+            <w:r>
+              <w:rPr>
+                <w:rFonts w:ascii="Helvetica Neue" w:hAnsi="Helvetica Neue"/>
+                <w:color w:val="404040" w:themeColor="text1" w:themeTint="BF"/>
+                <w:sz w:val="16"/>
+                <w:szCs w:val="16"/>
+              </w:rPr>
+              <w:t>ECANTIDAD0</w:t>
+            </w:r>
+            <w:r>
+              <w:rPr>
+                <w:rFonts w:ascii="Helvetica Neue" w:hAnsi="Helvetica Neue"/>
+                <w:color w:val="404040" w:themeColor="text1" w:themeTint="BF"/>
+                <w:sz w:val="16"/>
+                <w:szCs w:val="16"/>
+              </w:rPr>
+              <w:t>2</w:t>
+            </w:r>
           </w:p>
         </w:tc>
       </w:tr>
@@ -2642,7 +2789,6 @@
               <w:bottom w:val="dotted" w:sz="4" w:space="0" w:color="auto"/>
               <w:right w:val="dotted" w:sz="4" w:space="0" w:color="auto"/>
             </w:tcBorders>
-            <w:shd w:val="clear" w:color="auto" w:fill="auto"/>
             <w:vAlign w:val="center"/>
           </w:tcPr>
           <w:p>
@@ -2655,6 +2801,15 @@
                 <w:szCs w:val="16"/>
               </w:rPr>
             </w:pPr>
+            <w:r>
+              <w:rPr>
+                <w:rFonts w:ascii="Helvetica Neue" w:hAnsi="Helvetica Neue"/>
+                <w:color w:val="404040" w:themeColor="text1" w:themeTint="BF"/>
+                <w:sz w:val="16"/>
+                <w:szCs w:val="16"/>
+              </w:rPr>
+              <w:t>3</w:t>
+            </w:r>
           </w:p>
         </w:tc>
         <w:tc>
@@ -2666,18 +2821,37 @@
               <w:bottom w:val="dotted" w:sz="4" w:space="0" w:color="auto"/>
               <w:right w:val="dotted" w:sz="4" w:space="0" w:color="auto"/>
             </w:tcBorders>
-            <w:shd w:val="clear" w:color="auto" w:fill="auto"/>
-            <w:vAlign w:val="center"/>
-          </w:tcPr>
-          <w:p>
-            <w:pPr>
-              <w:rPr>
-                <w:rFonts w:ascii="Helvetica Neue" w:hAnsi="Helvetica Neue"/>
-                <w:color w:val="404040" w:themeColor="text1" w:themeTint="BF"/>
-                <w:sz w:val="16"/>
-                <w:szCs w:val="16"/>
-              </w:rPr>
-            </w:pPr>
+            <w:vAlign w:val="center"/>
+          </w:tcPr>
+          <w:p>
+            <w:pPr>
+              <w:rPr>
+                <w:rFonts w:ascii="Helvetica Neue" w:hAnsi="Helvetica Neue"/>
+                <w:color w:val="404040" w:themeColor="text1" w:themeTint="BF"/>
+                <w:sz w:val="16"/>
+                <w:szCs w:val="16"/>
+              </w:rPr>
+            </w:pPr>
+            <w:r>
+              <w:rPr>
+                <w:rFonts w:ascii="Helvetica Neue" w:hAnsi="Helvetica Neue"/>
+                <w:color w:val="404040" w:themeColor="text1" w:themeTint="BF"/>
+                <w:sz w:val="16"/>
+                <w:szCs w:val="16"/>
+                <w:lang w:val="es-ES_tradnl"/>
+              </w:rPr>
+              <w:t>EQUIPO0</w:t>
+            </w:r>
+            <w:r>
+              <w:rPr>
+                <w:rFonts w:ascii="Helvetica Neue" w:hAnsi="Helvetica Neue"/>
+                <w:color w:val="404040" w:themeColor="text1" w:themeTint="BF"/>
+                <w:sz w:val="16"/>
+                <w:szCs w:val="16"/>
+                <w:lang w:val="es-ES_tradnl"/>
+              </w:rPr>
+              <w:t>3</w:t>
+            </w:r>
           </w:p>
         </w:tc>
         <w:tc>
@@ -2701,6 +2875,24 @@
                 <w:szCs w:val="16"/>
               </w:rPr>
             </w:pPr>
+            <w:r>
+              <w:rPr>
+                <w:rFonts w:ascii="Helvetica Neue" w:hAnsi="Helvetica Neue"/>
+                <w:color w:val="404040" w:themeColor="text1" w:themeTint="BF"/>
+                <w:sz w:val="16"/>
+                <w:szCs w:val="16"/>
+              </w:rPr>
+              <w:t>ECANTIDAD0</w:t>
+            </w:r>
+            <w:r>
+              <w:rPr>
+                <w:rFonts w:ascii="Helvetica Neue" w:hAnsi="Helvetica Neue"/>
+                <w:color w:val="404040" w:themeColor="text1" w:themeTint="BF"/>
+                <w:sz w:val="16"/>
+                <w:szCs w:val="16"/>
+              </w:rPr>
+              <w:t>3</w:t>
+            </w:r>
           </w:p>
         </w:tc>
       </w:tr>
@@ -2716,18 +2908,27 @@
               <w:bottom w:val="dotted" w:sz="4" w:space="0" w:color="auto"/>
               <w:right w:val="dotted" w:sz="4" w:space="0" w:color="auto"/>
             </w:tcBorders>
-            <w:shd w:val="clear" w:color="auto" w:fill="auto"/>
-            <w:vAlign w:val="center"/>
-          </w:tcPr>
-          <w:p>
-            <w:pPr>
-              <w:rPr>
-                <w:rFonts w:ascii="Helvetica Neue" w:hAnsi="Helvetica Neue"/>
-                <w:color w:val="404040" w:themeColor="text1" w:themeTint="BF"/>
-                <w:sz w:val="16"/>
-                <w:szCs w:val="16"/>
-              </w:rPr>
-            </w:pPr>
+            <w:vAlign w:val="center"/>
+          </w:tcPr>
+          <w:p>
+            <w:pPr>
+              <w:jc w:val="center"/>
+              <w:rPr>
+                <w:rFonts w:ascii="Helvetica Neue" w:hAnsi="Helvetica Neue"/>
+                <w:color w:val="404040" w:themeColor="text1" w:themeTint="BF"/>
+                <w:sz w:val="16"/>
+                <w:szCs w:val="16"/>
+              </w:rPr>
+            </w:pPr>
+            <w:r>
+              <w:rPr>
+                <w:rFonts w:ascii="Helvetica Neue" w:hAnsi="Helvetica Neue"/>
+                <w:color w:val="404040" w:themeColor="text1" w:themeTint="BF"/>
+                <w:sz w:val="16"/>
+                <w:szCs w:val="16"/>
+              </w:rPr>
+              <w:t>4</w:t>
+            </w:r>
           </w:p>
         </w:tc>
         <w:tc>
@@ -2739,18 +2940,37 @@
               <w:bottom w:val="dotted" w:sz="4" w:space="0" w:color="auto"/>
               <w:right w:val="dotted" w:sz="4" w:space="0" w:color="auto"/>
             </w:tcBorders>
-            <w:shd w:val="clear" w:color="auto" w:fill="auto"/>
-            <w:vAlign w:val="center"/>
-          </w:tcPr>
-          <w:p>
-            <w:pPr>
-              <w:rPr>
-                <w:rFonts w:ascii="Helvetica Neue" w:hAnsi="Helvetica Neue"/>
-                <w:color w:val="404040" w:themeColor="text1" w:themeTint="BF"/>
-                <w:sz w:val="16"/>
-                <w:szCs w:val="16"/>
-              </w:rPr>
-            </w:pPr>
+            <w:vAlign w:val="center"/>
+          </w:tcPr>
+          <w:p>
+            <w:pPr>
+              <w:rPr>
+                <w:rFonts w:ascii="Helvetica Neue" w:hAnsi="Helvetica Neue"/>
+                <w:color w:val="404040" w:themeColor="text1" w:themeTint="BF"/>
+                <w:sz w:val="16"/>
+                <w:szCs w:val="16"/>
+              </w:rPr>
+            </w:pPr>
+            <w:r>
+              <w:rPr>
+                <w:rFonts w:ascii="Helvetica Neue" w:hAnsi="Helvetica Neue"/>
+                <w:color w:val="404040" w:themeColor="text1" w:themeTint="BF"/>
+                <w:sz w:val="16"/>
+                <w:szCs w:val="16"/>
+                <w:lang w:val="es-ES_tradnl"/>
+              </w:rPr>
+              <w:t>EQUIPO0</w:t>
+            </w:r>
+            <w:r>
+              <w:rPr>
+                <w:rFonts w:ascii="Helvetica Neue" w:hAnsi="Helvetica Neue"/>
+                <w:color w:val="404040" w:themeColor="text1" w:themeTint="BF"/>
+                <w:sz w:val="16"/>
+                <w:szCs w:val="16"/>
+                <w:lang w:val="es-ES_tradnl"/>
+              </w:rPr>
+              <w:t>4</w:t>
+            </w:r>
           </w:p>
         </w:tc>
         <w:tc>
@@ -2773,6 +2993,24 @@
                 <w:szCs w:val="16"/>
               </w:rPr>
             </w:pPr>
+            <w:r>
+              <w:rPr>
+                <w:rFonts w:ascii="Helvetica Neue" w:hAnsi="Helvetica Neue"/>
+                <w:color w:val="404040" w:themeColor="text1" w:themeTint="BF"/>
+                <w:sz w:val="16"/>
+                <w:szCs w:val="16"/>
+              </w:rPr>
+              <w:t>ECANTIDAD0</w:t>
+            </w:r>
+            <w:r>
+              <w:rPr>
+                <w:rFonts w:ascii="Helvetica Neue" w:hAnsi="Helvetica Neue"/>
+                <w:color w:val="404040" w:themeColor="text1" w:themeTint="BF"/>
+                <w:sz w:val="16"/>
+                <w:szCs w:val="16"/>
+              </w:rPr>
+              <w:t>4</w:t>
+            </w:r>
           </w:p>
         </w:tc>
       </w:tr>
@@ -2788,18 +3026,27 @@
               <w:bottom w:val="dotted" w:sz="4" w:space="0" w:color="auto"/>
               <w:right w:val="dotted" w:sz="4" w:space="0" w:color="auto"/>
             </w:tcBorders>
-            <w:shd w:val="clear" w:color="auto" w:fill="auto"/>
-            <w:vAlign w:val="center"/>
-          </w:tcPr>
-          <w:p>
-            <w:pPr>
-              <w:rPr>
-                <w:rFonts w:ascii="Helvetica Neue" w:hAnsi="Helvetica Neue"/>
-                <w:color w:val="404040" w:themeColor="text1" w:themeTint="BF"/>
-                <w:sz w:val="16"/>
-                <w:szCs w:val="16"/>
-              </w:rPr>
-            </w:pPr>
+            <w:vAlign w:val="center"/>
+          </w:tcPr>
+          <w:p>
+            <w:pPr>
+              <w:jc w:val="center"/>
+              <w:rPr>
+                <w:rFonts w:ascii="Helvetica Neue" w:hAnsi="Helvetica Neue"/>
+                <w:color w:val="404040" w:themeColor="text1" w:themeTint="BF"/>
+                <w:sz w:val="16"/>
+                <w:szCs w:val="16"/>
+              </w:rPr>
+            </w:pPr>
+            <w:r>
+              <w:rPr>
+                <w:rFonts w:ascii="Helvetica Neue" w:hAnsi="Helvetica Neue"/>
+                <w:color w:val="404040" w:themeColor="text1" w:themeTint="BF"/>
+                <w:sz w:val="16"/>
+                <w:szCs w:val="16"/>
+              </w:rPr>
+              <w:t>5</w:t>
+            </w:r>
           </w:p>
         </w:tc>
         <w:tc>
@@ -2811,18 +3058,37 @@
               <w:bottom w:val="dotted" w:sz="4" w:space="0" w:color="auto"/>
               <w:right w:val="dotted" w:sz="4" w:space="0" w:color="auto"/>
             </w:tcBorders>
-            <w:shd w:val="clear" w:color="auto" w:fill="auto"/>
-            <w:vAlign w:val="center"/>
-          </w:tcPr>
-          <w:p>
-            <w:pPr>
-              <w:rPr>
-                <w:rFonts w:ascii="Helvetica Neue" w:hAnsi="Helvetica Neue"/>
-                <w:color w:val="404040" w:themeColor="text1" w:themeTint="BF"/>
-                <w:sz w:val="16"/>
-                <w:szCs w:val="16"/>
-              </w:rPr>
-            </w:pPr>
+            <w:vAlign w:val="center"/>
+          </w:tcPr>
+          <w:p>
+            <w:pPr>
+              <w:rPr>
+                <w:rFonts w:ascii="Helvetica Neue" w:hAnsi="Helvetica Neue"/>
+                <w:color w:val="404040" w:themeColor="text1" w:themeTint="BF"/>
+                <w:sz w:val="16"/>
+                <w:szCs w:val="16"/>
+              </w:rPr>
+            </w:pPr>
+            <w:r>
+              <w:rPr>
+                <w:rFonts w:ascii="Helvetica Neue" w:hAnsi="Helvetica Neue"/>
+                <w:color w:val="404040" w:themeColor="text1" w:themeTint="BF"/>
+                <w:sz w:val="16"/>
+                <w:szCs w:val="16"/>
+                <w:lang w:val="es-ES_tradnl"/>
+              </w:rPr>
+              <w:t>EQUIPO0</w:t>
+            </w:r>
+            <w:r>
+              <w:rPr>
+                <w:rFonts w:ascii="Helvetica Neue" w:hAnsi="Helvetica Neue"/>
+                <w:color w:val="404040" w:themeColor="text1" w:themeTint="BF"/>
+                <w:sz w:val="16"/>
+                <w:szCs w:val="16"/>
+                <w:lang w:val="es-ES_tradnl"/>
+              </w:rPr>
+              <w:t>5</w:t>
+            </w:r>
           </w:p>
         </w:tc>
         <w:tc>
@@ -2845,6 +3111,24 @@
                 <w:szCs w:val="16"/>
               </w:rPr>
             </w:pPr>
+            <w:r>
+              <w:rPr>
+                <w:rFonts w:ascii="Helvetica Neue" w:hAnsi="Helvetica Neue"/>
+                <w:color w:val="404040" w:themeColor="text1" w:themeTint="BF"/>
+                <w:sz w:val="16"/>
+                <w:szCs w:val="16"/>
+              </w:rPr>
+              <w:t>ECANTIDAD0</w:t>
+            </w:r>
+            <w:r>
+              <w:rPr>
+                <w:rFonts w:ascii="Helvetica Neue" w:hAnsi="Helvetica Neue"/>
+                <w:color w:val="404040" w:themeColor="text1" w:themeTint="BF"/>
+                <w:sz w:val="16"/>
+                <w:szCs w:val="16"/>
+              </w:rPr>
+              <w:t>5</w:t>
+            </w:r>
           </w:p>
         </w:tc>
       </w:tr>
@@ -3122,7 +3406,6 @@
               <w:bottom w:val="dotted" w:sz="4" w:space="0" w:color="auto"/>
               <w:right w:val="dotted" w:sz="4" w:space="0" w:color="auto"/>
             </w:tcBorders>
-            <w:shd w:val="clear" w:color="auto" w:fill="auto"/>
             <w:vAlign w:val="center"/>
           </w:tcPr>
           <w:p>
@@ -3477,7 +3760,6 @@
               <w:bottom w:val="dotted" w:sz="4" w:space="0" w:color="auto"/>
               <w:right w:val="nil"/>
             </w:tcBorders>
-            <w:shd w:val="clear" w:color="auto" w:fill="auto"/>
             <w:vAlign w:val="center"/>
           </w:tcPr>
           <w:p>
@@ -3498,7 +3780,7 @@
                 <w:sz w:val="16"/>
                 <w:szCs w:val="16"/>
               </w:rPr>
-              <w:t>15 de julio 2025</w:t>
+              <w:t xml:space="preserve">      FECHAHOY</w:t>
             </w:r>
           </w:p>
         </w:tc>
@@ -3511,7 +3793,6 @@
               <w:bottom w:val="nil"/>
               <w:right w:val="nil"/>
             </w:tcBorders>
-            <w:shd w:val="clear" w:color="auto" w:fill="auto"/>
             <w:vAlign w:val="center"/>
           </w:tcPr>
           <w:p>
@@ -3540,21 +3821,28 @@
           </w:tcPr>
           <w:p>
             <w:pPr>
-              <w:ind w:left="34"/>
-              <w:jc w:val="center"/>
-              <w:rPr>
-                <w:rFonts w:ascii="Helvetica Neue" w:hAnsi="Helvetica Neue"/>
-                <w:sz w:val="16"/>
-                <w:szCs w:val="16"/>
-              </w:rPr>
-            </w:pPr>
-            <w:r>
-              <w:rPr>
-                <w:rFonts w:ascii="Helvetica Neue" w:hAnsi="Helvetica Neue"/>
-                <w:sz w:val="16"/>
-                <w:szCs w:val="16"/>
-              </w:rPr>
-              <w:t>Néstor Enrique Taboada Torres</w:t>
+              <w:rPr>
+                <w:rFonts w:ascii="Helvetica Neue" w:hAnsi="Helvetica Neue"/>
+                <w:sz w:val="16"/>
+                <w:szCs w:val="16"/>
+              </w:rPr>
+            </w:pPr>
+            <w:r>
+              <w:rPr>
+                <w:rFonts w:ascii="Helvetica Neue" w:hAnsi="Helvetica Neue"/>
+                <w:sz w:val="16"/>
+                <w:szCs w:val="16"/>
+              </w:rPr>
+              <w:t xml:space="preserve">                 NO</w:t>
+            </w:r>
+            <w:r>
+              <w:rPr>
+                <w:rFonts w:ascii="Helvetica Neue" w:hAnsi="Helvetica Neue"/>
+                <w:color w:val="0D0D0D" w:themeColor="text1" w:themeTint="F2"/>
+                <w:sz w:val="16"/>
+                <w:szCs w:val="16"/>
+              </w:rPr>
+              <w:t>MBRETECNICO</w:t>
             </w:r>
           </w:p>
         </w:tc>
@@ -3613,7 +3901,6 @@
               <w:bottom w:val="nil"/>
               <w:right w:val="nil"/>
             </w:tcBorders>
-            <w:shd w:val="clear" w:color="auto" w:fill="auto"/>
             <w:vAlign w:val="center"/>
           </w:tcPr>
           <w:p>
@@ -3808,7 +4095,6 @@
               <w:bottom w:val="dotted" w:sz="4" w:space="0" w:color="auto"/>
               <w:right w:val="nil"/>
             </w:tcBorders>
-            <w:shd w:val="clear" w:color="auto" w:fill="auto"/>
             <w:vAlign w:val="center"/>
           </w:tcPr>
           <w:p>
@@ -3829,7 +4115,17 @@
                 <w:sz w:val="16"/>
                 <w:szCs w:val="16"/>
               </w:rPr>
-              <w:t>15 de julio 2025</w:t>
+              <w:t xml:space="preserve">       </w:t>
+            </w:r>
+            <w:r>
+              <w:rPr>
+                <w:rFonts w:ascii="Helvetica Neue" w:hAnsi="Helvetica Neue"/>
+                <w:b/>
+                <w:bCs/>
+                <w:sz w:val="16"/>
+                <w:szCs w:val="16"/>
+              </w:rPr>
+              <w:t>FECHAHOY</w:t>
             </w:r>
           </w:p>
         </w:tc>
@@ -3842,7 +4138,6 @@
               <w:bottom w:val="nil"/>
               <w:right w:val="nil"/>
             </w:tcBorders>
-            <w:shd w:val="clear" w:color="auto" w:fill="auto"/>
             <w:vAlign w:val="center"/>
           </w:tcPr>
           <w:p>
@@ -3871,13 +4166,20 @@
           </w:tcPr>
           <w:p>
             <w:pPr>
-              <w:jc w:val="center"/>
-              <w:rPr>
-                <w:rFonts w:ascii="Helvetica Neue" w:hAnsi="Helvetica Neue"/>
-                <w:sz w:val="16"/>
-                <w:szCs w:val="16"/>
-              </w:rPr>
-            </w:pPr>
+              <w:rPr>
+                <w:rFonts w:ascii="Helvetica Neue" w:hAnsi="Helvetica Neue"/>
+                <w:sz w:val="16"/>
+                <w:szCs w:val="16"/>
+              </w:rPr>
+            </w:pPr>
+            <w:r>
+              <w:rPr>
+                <w:rFonts w:ascii="Helvetica Neue" w:hAnsi="Helvetica Neue"/>
+                <w:sz w:val="16"/>
+                <w:szCs w:val="16"/>
+              </w:rPr>
+              <w:t xml:space="preserve">                              RSCLIENTE</w:t>
+            </w:r>
           </w:p>
         </w:tc>
         <w:tc>
@@ -3932,7 +4234,6 @@
               <w:bottom w:val="nil"/>
               <w:right w:val="nil"/>
             </w:tcBorders>
-            <w:shd w:val="clear" w:color="auto" w:fill="auto"/>
           </w:tcPr>
           <w:p>
             <w:pPr>
@@ -5564,6 +5865,7 @@
   <w:style w:type="character" w:default="1" w:styleId="Fuentedeprrafopredeter">
     <w:name w:val="Default Paragraph Font"/>
     <w:uiPriority w:val="1"/>
+    <w:semiHidden/>
     <w:unhideWhenUsed/>
   </w:style>
   <w:style w:type="table" w:default="1" w:styleId="Tablanormal">

--- a/HNControl.Web/assets/legal-templates/Acta_Entrega_Material_Servicios.docx
+++ b/HNControl.Web/assets/legal-templates/Acta_Entrega_Material_Servicios.docx
@@ -1069,13 +1069,24 @@
             <w:pPr>
               <w:rPr>
                 <w:rFonts w:ascii="Helvetica Neue" w:hAnsi="Helvetica Neue"/>
+                <w:bCs/>
+                <w:color w:val="262626" w:themeColor="text1" w:themeTint="D9"/>
+                <w:sz w:val="18"/>
+                <w:szCs w:val="18"/>
+                <w:lang w:val="es-MX"/>
+              </w:rPr>
+            </w:pPr>
+            <w:r>
+              <w:rPr>
+                <w:rFonts w:ascii="Helvetica Neue" w:hAnsi="Helvetica Neue"/>
                 <w:b/>
                 <w:color w:val="262626" w:themeColor="text1" w:themeTint="D9"/>
                 <w:sz w:val="18"/>
                 <w:szCs w:val="18"/>
                 <w:lang w:val="es-MX"/>
               </w:rPr>
-            </w:pPr>
+              <w:t>Recibe</w:t>
+            </w:r>
             <w:r>
               <w:rPr>
                 <w:rFonts w:ascii="Helvetica Neue" w:hAnsi="Helvetica Neue"/>
@@ -1085,7 +1096,7 @@
                 <w:szCs w:val="18"/>
                 <w:lang w:val="es-MX"/>
               </w:rPr>
-              <w:t>Recibe</w:t>
+              <w:t>:</w:t>
             </w:r>
             <w:r>
               <w:rPr>
@@ -1096,9 +1107,55 @@
                 <w:szCs w:val="18"/>
                 <w:lang w:val="es-MX"/>
               </w:rPr>
-              <w:t>:</w:t>
-            </w:r>
-            <w:r>
+              <w:t xml:space="preserve"> </w:t>
+            </w:r>
+            <w:r>
+              <w:rPr>
+                <w:rFonts w:ascii="Helvetica Neue" w:hAnsi="Helvetica Neue"/>
+                <w:bCs/>
+                <w:color w:val="262626" w:themeColor="text1" w:themeTint="D9"/>
+                <w:sz w:val="18"/>
+                <w:szCs w:val="18"/>
+                <w:lang w:val="es-MX"/>
+              </w:rPr>
+              <w:t>RSCLIENTE</w:t>
+            </w:r>
+          </w:p>
+          <w:p>
+            <w:pPr>
+              <w:rPr>
+                <w:rFonts w:ascii="Helvetica Neue" w:hAnsi="Helvetica Neue"/>
+                <w:color w:val="262626" w:themeColor="text1" w:themeTint="D9"/>
+                <w:sz w:val="18"/>
+                <w:szCs w:val="18"/>
+                <w:lang w:val="es-MX"/>
+              </w:rPr>
+            </w:pPr>
+            <w:r>
+              <w:rPr>
+                <w:rFonts w:ascii="Helvetica Neue" w:hAnsi="Helvetica Neue"/>
+                <w:b/>
+                <w:bCs/>
+                <w:color w:val="262626" w:themeColor="text1" w:themeTint="D9"/>
+                <w:sz w:val="18"/>
+                <w:szCs w:val="18"/>
+                <w:lang w:val="es-MX"/>
+              </w:rPr>
+              <w:t xml:space="preserve">IP Pública: </w:t>
+            </w:r>
+            <w:r>
+              <w:rPr>
+                <w:rFonts w:ascii="Helvetica Neue" w:hAnsi="Helvetica Neue"/>
+                <w:color w:val="262626" w:themeColor="text1" w:themeTint="D9"/>
+                <w:sz w:val="18"/>
+                <w:szCs w:val="18"/>
+                <w:lang w:val="es-MX"/>
+              </w:rPr>
+              <w:t>IPPUBLICA</w:t>
+            </w:r>
+          </w:p>
+          <w:p>
+            <w:pPr>
               <w:rPr>
                 <w:rFonts w:ascii="Helvetica Neue" w:hAnsi="Helvetica Neue"/>
                 <w:b/>
@@ -1107,7 +1164,17 @@
                 <w:szCs w:val="18"/>
                 <w:lang w:val="es-MX"/>
               </w:rPr>
-              <w:t xml:space="preserve"> </w:t>
+            </w:pPr>
+            <w:r>
+              <w:rPr>
+                <w:rFonts w:ascii="Helvetica Neue" w:hAnsi="Helvetica Neue"/>
+                <w:b/>
+                <w:color w:val="262626" w:themeColor="text1" w:themeTint="D9"/>
+                <w:sz w:val="18"/>
+                <w:szCs w:val="18"/>
+                <w:lang w:val="es-MX"/>
+              </w:rPr>
+              <w:t xml:space="preserve">Segmento LAN: </w:t>
             </w:r>
             <w:r>
               <w:rPr>
@@ -1118,7 +1185,7 @@
                 <w:szCs w:val="18"/>
                 <w:lang w:val="es-MX"/>
               </w:rPr>
-              <w:t>RSCLIENTE</w:t>
+              <w:t>SEGMENTOLAN</w:t>
             </w:r>
           </w:p>
           <w:p>
@@ -1626,16 +1693,7 @@
                 <w:sz w:val="18"/>
                 <w:szCs w:val="18"/>
               </w:rPr>
-              <w:t>SERVICIO0</w:t>
-            </w:r>
-            <w:r>
-              <w:rPr>
-                <w:rFonts w:ascii="Helvetica Neue" w:hAnsi="Helvetica Neue"/>
-                <w:color w:val="404040" w:themeColor="text1" w:themeTint="BF"/>
-                <w:sz w:val="18"/>
-                <w:szCs w:val="18"/>
-              </w:rPr>
-              <w:t>2</w:t>
+              <w:t>SERVICIO02</w:t>
             </w:r>
           </w:p>
         </w:tc>
@@ -1671,18 +1729,7 @@
                 <w:sz w:val="18"/>
                 <w:szCs w:val="18"/>
               </w:rPr>
-              <w:t>S</w:t>
-            </w:r>
-            <w:r>
-              <w:rPr>
-                <w:rFonts w:ascii="Helvetica Neue" w:hAnsi="Helvetica Neue"/>
-                <w:i/>
-                <w:iCs/>
-                <w:color w:val="404040" w:themeColor="text1" w:themeTint="BF"/>
-                <w:sz w:val="18"/>
-                <w:szCs w:val="18"/>
-              </w:rPr>
-              <w:t>MODAL01</w:t>
+              <w:t>SMODAL01</w:t>
             </w:r>
           </w:p>
         </w:tc>
@@ -1718,18 +1765,7 @@
                 <w:sz w:val="18"/>
                 <w:szCs w:val="18"/>
               </w:rPr>
-              <w:t>SPLAZO0</w:t>
-            </w:r>
-            <w:r>
-              <w:rPr>
-                <w:rFonts w:ascii="Helvetica Neue" w:hAnsi="Helvetica Neue"/>
-                <w:i/>
-                <w:iCs/>
-                <w:color w:val="404040" w:themeColor="text1" w:themeTint="BF"/>
-                <w:sz w:val="18"/>
-                <w:szCs w:val="18"/>
-              </w:rPr>
-              <w:t>2</w:t>
+              <w:t>SPLAZO02</w:t>
             </w:r>
           </w:p>
         </w:tc>
@@ -1831,16 +1867,7 @@
                 <w:sz w:val="18"/>
                 <w:szCs w:val="18"/>
               </w:rPr>
-              <w:t>SERVICIO0</w:t>
-            </w:r>
-            <w:r>
-              <w:rPr>
-                <w:rFonts w:ascii="Helvetica Neue" w:hAnsi="Helvetica Neue"/>
-                <w:color w:val="404040" w:themeColor="text1" w:themeTint="BF"/>
-                <w:sz w:val="18"/>
-                <w:szCs w:val="18"/>
-              </w:rPr>
-              <w:t>3</w:t>
+              <w:t>SERVICIO03</w:t>
             </w:r>
           </w:p>
         </w:tc>
@@ -1876,18 +1903,7 @@
                 <w:sz w:val="18"/>
                 <w:szCs w:val="18"/>
               </w:rPr>
-              <w:t>S</w:t>
-            </w:r>
-            <w:r>
-              <w:rPr>
-                <w:rFonts w:ascii="Helvetica Neue" w:hAnsi="Helvetica Neue"/>
-                <w:i/>
-                <w:iCs/>
-                <w:color w:val="404040" w:themeColor="text1" w:themeTint="BF"/>
-                <w:sz w:val="18"/>
-                <w:szCs w:val="18"/>
-              </w:rPr>
-              <w:t>MODAL01</w:t>
+              <w:t>SMODAL01</w:t>
             </w:r>
           </w:p>
         </w:tc>
@@ -1923,18 +1939,7 @@
                 <w:sz w:val="18"/>
                 <w:szCs w:val="18"/>
               </w:rPr>
-              <w:t>SPLAZO0</w:t>
-            </w:r>
-            <w:r>
-              <w:rPr>
-                <w:rFonts w:ascii="Helvetica Neue" w:hAnsi="Helvetica Neue"/>
-                <w:i/>
-                <w:iCs/>
-                <w:color w:val="404040" w:themeColor="text1" w:themeTint="BF"/>
-                <w:sz w:val="18"/>
-                <w:szCs w:val="18"/>
-              </w:rPr>
-              <w:t>3</w:t>
+              <w:t>SPLAZO03</w:t>
             </w:r>
           </w:p>
         </w:tc>
@@ -2036,16 +2041,7 @@
                 <w:sz w:val="18"/>
                 <w:szCs w:val="18"/>
               </w:rPr>
-              <w:t>SERVICIO0</w:t>
-            </w:r>
-            <w:r>
-              <w:rPr>
-                <w:rFonts w:ascii="Helvetica Neue" w:hAnsi="Helvetica Neue"/>
-                <w:color w:val="404040" w:themeColor="text1" w:themeTint="BF"/>
-                <w:sz w:val="18"/>
-                <w:szCs w:val="18"/>
-              </w:rPr>
-              <w:t>4</w:t>
+              <w:t>SERVICIO04</w:t>
             </w:r>
           </w:p>
         </w:tc>
@@ -2081,18 +2077,7 @@
                 <w:sz w:val="18"/>
                 <w:szCs w:val="18"/>
               </w:rPr>
-              <w:t>S</w:t>
-            </w:r>
-            <w:r>
-              <w:rPr>
-                <w:rFonts w:ascii="Helvetica Neue" w:hAnsi="Helvetica Neue"/>
-                <w:i/>
-                <w:iCs/>
-                <w:color w:val="404040" w:themeColor="text1" w:themeTint="BF"/>
-                <w:sz w:val="18"/>
-                <w:szCs w:val="18"/>
-              </w:rPr>
-              <w:t>MODAL01</w:t>
+              <w:t>SMODAL01</w:t>
             </w:r>
           </w:p>
         </w:tc>
@@ -2128,18 +2113,7 @@
                 <w:sz w:val="18"/>
                 <w:szCs w:val="18"/>
               </w:rPr>
-              <w:t>SPLAZO0</w:t>
-            </w:r>
-            <w:r>
-              <w:rPr>
-                <w:rFonts w:ascii="Helvetica Neue" w:hAnsi="Helvetica Neue"/>
-                <w:i/>
-                <w:iCs/>
-                <w:color w:val="404040" w:themeColor="text1" w:themeTint="BF"/>
-                <w:sz w:val="18"/>
-                <w:szCs w:val="18"/>
-              </w:rPr>
-              <w:t>4</w:t>
+              <w:t>SPLAZO04</w:t>
             </w:r>
           </w:p>
         </w:tc>
@@ -2241,16 +2215,7 @@
                 <w:sz w:val="18"/>
                 <w:szCs w:val="18"/>
               </w:rPr>
-              <w:t>SERVICIO0</w:t>
-            </w:r>
-            <w:r>
-              <w:rPr>
-                <w:rFonts w:ascii="Helvetica Neue" w:hAnsi="Helvetica Neue"/>
-                <w:color w:val="404040" w:themeColor="text1" w:themeTint="BF"/>
-                <w:sz w:val="18"/>
-                <w:szCs w:val="18"/>
-              </w:rPr>
-              <w:t>5</w:t>
+              <w:t>SERVICIO05</w:t>
             </w:r>
           </w:p>
         </w:tc>
@@ -2286,18 +2251,7 @@
                 <w:sz w:val="18"/>
                 <w:szCs w:val="18"/>
               </w:rPr>
-              <w:t>S</w:t>
-            </w:r>
-            <w:r>
-              <w:rPr>
-                <w:rFonts w:ascii="Helvetica Neue" w:hAnsi="Helvetica Neue"/>
-                <w:i/>
-                <w:iCs/>
-                <w:color w:val="404040" w:themeColor="text1" w:themeTint="BF"/>
-                <w:sz w:val="18"/>
-                <w:szCs w:val="18"/>
-              </w:rPr>
-              <w:t>MODAL01</w:t>
+              <w:t>SMODAL01</w:t>
             </w:r>
           </w:p>
         </w:tc>
@@ -2333,18 +2287,7 @@
                 <w:sz w:val="18"/>
                 <w:szCs w:val="18"/>
               </w:rPr>
-              <w:t>SPLAZO0</w:t>
-            </w:r>
-            <w:r>
-              <w:rPr>
-                <w:rFonts w:ascii="Helvetica Neue" w:hAnsi="Helvetica Neue"/>
-                <w:i/>
-                <w:iCs/>
-                <w:color w:val="404040" w:themeColor="text1" w:themeTint="BF"/>
-                <w:sz w:val="18"/>
-                <w:szCs w:val="18"/>
-              </w:rPr>
-              <w:t>5</w:t>
+              <w:t>SPLAZO05</w:t>
             </w:r>
           </w:p>
         </w:tc>
@@ -2385,30 +2328,6 @@
         </w:tc>
       </w:tr>
     </w:tbl>
-    <w:p>
-      <w:pPr>
-        <w:spacing w:after="200" w:line="276" w:lineRule="auto"/>
-        <w:rPr>
-          <w:rFonts w:ascii="Helvetica Neue" w:hAnsi="Helvetica Neue"/>
-          <w:b/>
-          <w:bCs/>
-          <w:color w:val="595959" w:themeColor="text1" w:themeTint="A6"/>
-          <w:sz w:val="22"/>
-          <w:szCs w:val="22"/>
-        </w:rPr>
-      </w:pPr>
-      <w:r>
-        <w:rPr>
-          <w:rFonts w:ascii="Helvetica Neue" w:hAnsi="Helvetica Neue"/>
-          <w:b/>
-          <w:bCs/>
-          <w:color w:val="595959" w:themeColor="text1" w:themeTint="A6"/>
-          <w:sz w:val="22"/>
-          <w:szCs w:val="22"/>
-        </w:rPr>
-        <w:t>Notas adicionales:</w:t>
-      </w:r>
-    </w:p>
     <w:p>
       <w:pPr>
         <w:pStyle w:val="Prrafodelista"/>
@@ -2721,17 +2640,7 @@
                 <w:szCs w:val="16"/>
                 <w:lang w:val="es-ES_tradnl"/>
               </w:rPr>
-              <w:t>EQUIPO0</w:t>
-            </w:r>
-            <w:r>
-              <w:rPr>
-                <w:rFonts w:ascii="Helvetica Neue" w:hAnsi="Helvetica Neue"/>
-                <w:color w:val="404040" w:themeColor="text1" w:themeTint="BF"/>
-                <w:sz w:val="16"/>
-                <w:szCs w:val="16"/>
-                <w:lang w:val="es-ES_tradnl"/>
-              </w:rPr>
-              <w:t>2</w:t>
+              <w:t>EQUIPO02</w:t>
             </w:r>
           </w:p>
         </w:tc>
@@ -2763,16 +2672,7 @@
                 <w:sz w:val="16"/>
                 <w:szCs w:val="16"/>
               </w:rPr>
-              <w:t>ECANTIDAD0</w:t>
-            </w:r>
-            <w:r>
-              <w:rPr>
-                <w:rFonts w:ascii="Helvetica Neue" w:hAnsi="Helvetica Neue"/>
-                <w:color w:val="404040" w:themeColor="text1" w:themeTint="BF"/>
-                <w:sz w:val="16"/>
-                <w:szCs w:val="16"/>
-              </w:rPr>
-              <w:t>2</w:t>
+              <w:t>ECANTIDAD02</w:t>
             </w:r>
           </w:p>
         </w:tc>
@@ -2840,17 +2740,7 @@
                 <w:szCs w:val="16"/>
                 <w:lang w:val="es-ES_tradnl"/>
               </w:rPr>
-              <w:t>EQUIPO0</w:t>
-            </w:r>
-            <w:r>
-              <w:rPr>
-                <w:rFonts w:ascii="Helvetica Neue" w:hAnsi="Helvetica Neue"/>
-                <w:color w:val="404040" w:themeColor="text1" w:themeTint="BF"/>
-                <w:sz w:val="16"/>
-                <w:szCs w:val="16"/>
-                <w:lang w:val="es-ES_tradnl"/>
-              </w:rPr>
-              <w:t>3</w:t>
+              <w:t>EQUIPO03</w:t>
             </w:r>
           </w:p>
         </w:tc>
@@ -2882,16 +2772,7 @@
                 <w:sz w:val="16"/>
                 <w:szCs w:val="16"/>
               </w:rPr>
-              <w:t>ECANTIDAD0</w:t>
-            </w:r>
-            <w:r>
-              <w:rPr>
-                <w:rFonts w:ascii="Helvetica Neue" w:hAnsi="Helvetica Neue"/>
-                <w:color w:val="404040" w:themeColor="text1" w:themeTint="BF"/>
-                <w:sz w:val="16"/>
-                <w:szCs w:val="16"/>
-              </w:rPr>
-              <w:t>3</w:t>
+              <w:t>ECANTIDAD03</w:t>
             </w:r>
           </w:p>
         </w:tc>
@@ -2959,17 +2840,7 @@
                 <w:szCs w:val="16"/>
                 <w:lang w:val="es-ES_tradnl"/>
               </w:rPr>
-              <w:t>EQUIPO0</w:t>
-            </w:r>
-            <w:r>
-              <w:rPr>
-                <w:rFonts w:ascii="Helvetica Neue" w:hAnsi="Helvetica Neue"/>
-                <w:color w:val="404040" w:themeColor="text1" w:themeTint="BF"/>
-                <w:sz w:val="16"/>
-                <w:szCs w:val="16"/>
-                <w:lang w:val="es-ES_tradnl"/>
-              </w:rPr>
-              <w:t>4</w:t>
+              <w:t>EQUIPO04</w:t>
             </w:r>
           </w:p>
         </w:tc>
@@ -3000,16 +2871,7 @@
                 <w:sz w:val="16"/>
                 <w:szCs w:val="16"/>
               </w:rPr>
-              <w:t>ECANTIDAD0</w:t>
-            </w:r>
-            <w:r>
-              <w:rPr>
-                <w:rFonts w:ascii="Helvetica Neue" w:hAnsi="Helvetica Neue"/>
-                <w:color w:val="404040" w:themeColor="text1" w:themeTint="BF"/>
-                <w:sz w:val="16"/>
-                <w:szCs w:val="16"/>
-              </w:rPr>
-              <w:t>4</w:t>
+              <w:t>ECANTIDAD04</w:t>
             </w:r>
           </w:p>
         </w:tc>
@@ -3077,17 +2939,7 @@
                 <w:szCs w:val="16"/>
                 <w:lang w:val="es-ES_tradnl"/>
               </w:rPr>
-              <w:t>EQUIPO0</w:t>
-            </w:r>
-            <w:r>
-              <w:rPr>
-                <w:rFonts w:ascii="Helvetica Neue" w:hAnsi="Helvetica Neue"/>
-                <w:color w:val="404040" w:themeColor="text1" w:themeTint="BF"/>
-                <w:sz w:val="16"/>
-                <w:szCs w:val="16"/>
-                <w:lang w:val="es-ES_tradnl"/>
-              </w:rPr>
-              <w:t>5</w:t>
+              <w:t>EQUIPO05</w:t>
             </w:r>
           </w:p>
         </w:tc>
@@ -3118,16 +2970,7 @@
                 <w:sz w:val="16"/>
                 <w:szCs w:val="16"/>
               </w:rPr>
-              <w:t>ECANTIDAD0</w:t>
-            </w:r>
-            <w:r>
-              <w:rPr>
-                <w:rFonts w:ascii="Helvetica Neue" w:hAnsi="Helvetica Neue"/>
-                <w:color w:val="404040" w:themeColor="text1" w:themeTint="BF"/>
-                <w:sz w:val="16"/>
-                <w:szCs w:val="16"/>
-              </w:rPr>
-              <w:t>5</w:t>
+              <w:t>ECANTIDAD05</w:t>
             </w:r>
           </w:p>
         </w:tc>
@@ -4115,17 +3958,7 @@
                 <w:sz w:val="16"/>
                 <w:szCs w:val="16"/>
               </w:rPr>
-              <w:t xml:space="preserve">       </w:t>
-            </w:r>
-            <w:r>
-              <w:rPr>
-                <w:rFonts w:ascii="Helvetica Neue" w:hAnsi="Helvetica Neue"/>
-                <w:b/>
-                <w:bCs/>
-                <w:sz w:val="16"/>
-                <w:szCs w:val="16"/>
-              </w:rPr>
-              <w:t>FECHAHOY</w:t>
+              <w:t xml:space="preserve">       FECHAHOY</w:t>
             </w:r>
           </w:p>
         </w:tc>
